--- a/Homework.docx
+++ b/Homework.docx
@@ -284,13 +284,8 @@
       </w:r>
     </w:p>
     <w:p>
-      <w:proofErr w:type="spellStart"/>
-      <w:r>
-        <w:t>server.send</w:t>
-      </w:r>
-      <w:proofErr w:type="spellEnd"/>
-      <w:r>
-        <w:t>(200, "text/html", html);</w:t>
+      <w:r>
+        <w:t>server.send(200, "text/html", html);</w:t>
       </w:r>
     </w:p>
     <w:p>
@@ -818,97 +813,6 @@
           <w:b/>
           <w:bCs/>
         </w:rPr>
-        <w:t>ScreenShot:</w:t>
-      </w:r>
-    </w:p>
-    <w:p>
-      <w:pPr>
-        <w:rPr>
-          <w:b/>
-          <w:bCs/>
-        </w:rPr>
-      </w:pPr>
-      <w:r>
-        <w:rPr>
-          <w:b/>
-          <w:bCs/>
-          <w:noProof/>
-        </w:rPr>
-        <w:drawing>
-          <wp:inline distT="0" distB="0" distL="0" distR="0" wp14:anchorId="11219753" wp14:editId="39604276">
-            <wp:extent cx="5778500" cy="2180590"/>
-            <wp:effectExtent l="0" t="0" r="0" b="0"/>
-            <wp:docPr id="921254499" name="Picture 4"/>
-            <wp:cNvGraphicFramePr>
-              <a:graphicFrameLocks xmlns:a="http://schemas.openxmlformats.org/drawingml/2006/main" noChangeAspect="1"/>
-            </wp:cNvGraphicFramePr>
-            <a:graphic xmlns:a="http://schemas.openxmlformats.org/drawingml/2006/main">
-              <a:graphicData uri="http://schemas.openxmlformats.org/drawingml/2006/picture">
-                <pic:pic xmlns:pic="http://schemas.openxmlformats.org/drawingml/2006/picture">
-                  <pic:nvPicPr>
-                    <pic:cNvPr id="0" name="Picture 2"/>
-                    <pic:cNvPicPr>
-                      <a:picLocks noChangeAspect="1" noChangeArrowheads="1"/>
-                    </pic:cNvPicPr>
-                  </pic:nvPicPr>
-                  <pic:blipFill rotWithShape="1">
-                    <a:blip r:embed="rId7">
-                      <a:extLst>
-                        <a:ext uri="{28A0092B-C50C-407E-A947-70E740481C1C}">
-                          <a14:useLocalDpi xmlns:a14="http://schemas.microsoft.com/office/drawing/2010/main" val="0"/>
-                        </a:ext>
-                      </a:extLst>
-                    </a:blip>
-                    <a:srcRect b="28746"/>
-                    <a:stretch>
-                      <a:fillRect/>
-                    </a:stretch>
-                  </pic:blipFill>
-                  <pic:spPr bwMode="auto">
-                    <a:xfrm>
-                      <a:off x="0" y="0"/>
-                      <a:ext cx="5800346" cy="2188834"/>
-                    </a:xfrm>
-                    <a:prstGeom prst="rect">
-                      <a:avLst/>
-                    </a:prstGeom>
-                    <a:noFill/>
-                    <a:ln>
-                      <a:noFill/>
-                    </a:ln>
-                    <a:extLst>
-                      <a:ext uri="{53640926-AAD7-44D8-BBD7-CCE9431645EC}">
-                        <a14:shadowObscured xmlns:a14="http://schemas.microsoft.com/office/drawing/2010/main"/>
-                      </a:ext>
-                    </a:extLst>
-                  </pic:spPr>
-                </pic:pic>
-              </a:graphicData>
-            </a:graphic>
-          </wp:inline>
-        </w:drawing>
-      </w:r>
-    </w:p>
-    <w:p>
-      <w:pPr>
-        <w:rPr>
-          <w:b/>
-          <w:bCs/>
-        </w:rPr>
-      </w:pPr>
-    </w:p>
-    <w:p>
-      <w:pPr>
-        <w:rPr>
-          <w:b/>
-          <w:bCs/>
-        </w:rPr>
-      </w:pPr>
-      <w:r>
-        <w:rPr>
-          <w:b/>
-          <w:bCs/>
-        </w:rPr>
         <w:t>Serial Monitor:</w:t>
       </w:r>
     </w:p>
@@ -941,7 +845,7 @@
                     <pic:cNvPicPr/>
                   </pic:nvPicPr>
                   <pic:blipFill>
-                    <a:blip r:embed="rId8"/>
+                    <a:blip r:embed="rId7"/>
                     <a:stretch>
                       <a:fillRect/>
                     </a:stretch>
@@ -974,6 +878,7 @@
           <w:b/>
           <w:bCs/>
         </w:rPr>
+        <w:lastRenderedPageBreak/>
         <w:t>Web Dashboard:</w:t>
       </w:r>
     </w:p>
@@ -1006,7 +911,7 @@
                     </pic:cNvPicPr>
                   </pic:nvPicPr>
                   <pic:blipFill>
-                    <a:blip r:embed="rId9" cstate="print">
+                    <a:blip r:embed="rId8" cstate="print">
                       <a:extLst>
                         <a:ext uri="{28A0092B-C50C-407E-A947-70E740481C1C}">
                           <a14:useLocalDpi xmlns:a14="http://schemas.microsoft.com/office/drawing/2010/main" val="0"/>
@@ -1104,7 +1009,6 @@
           <w:b/>
           <w:bCs/>
         </w:rPr>
-        <w:lastRenderedPageBreak/>
         <w:t>1. What is the role of Blynk Template ID in an ESP32 IoT project? Why must it match the cloud template?</w:t>
       </w:r>
     </w:p>
@@ -1306,6 +1210,7 @@
     </w:p>
     <w:p>
       <w:r>
+        <w:lastRenderedPageBreak/>
         <w:t>DHT11 and DHT22 have different data timing, accuracy, and ranges.</w:t>
       </w:r>
       <w:r>
@@ -1472,7 +1377,6 @@
         </w:numPr>
       </w:pPr>
       <w:r>
-        <w:lastRenderedPageBreak/>
         <w:t>Template ID links firmware to the cloud project</w:t>
       </w:r>
     </w:p>
@@ -1588,6 +1492,7 @@
                 <w:b/>
                 <w:bCs/>
               </w:rPr>
+              <w:lastRenderedPageBreak/>
               <w:t>Problem</w:t>
             </w:r>
           </w:p>
@@ -1788,7 +1693,7 @@
           <w:noProof/>
         </w:rPr>
         <w:drawing>
-          <wp:inline distT="0" distB="0" distL="0" distR="0" wp14:anchorId="32E8E25A" wp14:editId="00A50D84">
+          <wp:inline distT="0" distB="0" distL="0" distR="0" wp14:anchorId="32E8E25A" wp14:editId="2F71ADB0">
             <wp:extent cx="5124450" cy="2174606"/>
             <wp:effectExtent l="0" t="0" r="0" b="0"/>
             <wp:docPr id="472442989" name="Picture 1"/>
@@ -1805,7 +1710,7 @@
                     </pic:cNvPicPr>
                   </pic:nvPicPr>
                   <pic:blipFill>
-                    <a:blip r:embed="rId10" cstate="print">
+                    <a:blip r:embed="rId9" cstate="print">
                       <a:extLst>
                         <a:ext uri="{28A0092B-C50C-407E-A947-70E740481C1C}">
                           <a14:useLocalDpi xmlns:a14="http://schemas.microsoft.com/office/drawing/2010/main" val="0"/>
@@ -1863,9 +1768,8 @@
         <w:rPr>
           <w:noProof/>
         </w:rPr>
-        <w:lastRenderedPageBreak/>
         <w:drawing>
-          <wp:inline distT="0" distB="0" distL="0" distR="0" wp14:anchorId="627D65B0" wp14:editId="5B44FCDA">
+          <wp:inline distT="0" distB="0" distL="0" distR="0" wp14:anchorId="627D65B0" wp14:editId="640F064D">
             <wp:extent cx="5943600" cy="2941320"/>
             <wp:effectExtent l="0" t="0" r="0" b="0"/>
             <wp:docPr id="1178902257" name="Picture 2"/>
@@ -1882,7 +1786,7 @@
                     </pic:cNvPicPr>
                   </pic:nvPicPr>
                   <pic:blipFill>
-                    <a:blip r:embed="rId11" cstate="print">
+                    <a:blip r:embed="rId10" cstate="print">
                       <a:extLst>
                         <a:ext uri="{28A0092B-C50C-407E-A947-70E740481C1C}">
                           <a14:useLocalDpi xmlns:a14="http://schemas.microsoft.com/office/drawing/2010/main" val="0"/>
@@ -1950,6 +1854,7 @@
           <w:bCs/>
           <w:noProof/>
         </w:rPr>
+        <w:lastRenderedPageBreak/>
         <w:drawing>
           <wp:inline distT="0" distB="0" distL="0" distR="0" wp14:anchorId="12EA8C29" wp14:editId="4B0FB352">
             <wp:extent cx="1670050" cy="3810535"/>
@@ -1966,7 +1871,7 @@
                     <pic:cNvPicPr/>
                   </pic:nvPicPr>
                   <pic:blipFill>
-                    <a:blip r:embed="rId12"/>
+                    <a:blip r:embed="rId11"/>
                     <a:stretch>
                       <a:fillRect/>
                     </a:stretch>
@@ -1989,7 +1894,7 @@
     </w:p>
     <w:p/>
     <w:sectPr>
-      <w:headerReference w:type="default" r:id="rId13"/>
+      <w:headerReference w:type="default" r:id="rId12"/>
       <w:pgSz w:w="12240" w:h="15840"/>
       <w:pgMar w:top="1440" w:right="1440" w:bottom="1440" w:left="1440" w:header="720" w:footer="720" w:gutter="0"/>
       <w:cols w:space="720"/>
